--- a/manuscript_revision/manuscript/title_page_ms.docx
+++ b/manuscript_revision/manuscript/title_page_ms.docx
@@ -99,19 +99,7 @@
           <w:b w:val="0"/>
           <w:i w:val="0"/>
         </w:rPr>
-        <w:t>[Author 1 name], [Affiliation, department, institution, city, country]</w:t>
-      </w:r>
-    </w:p>
-    <w:p>
-      <w:pPr>
-        <w:spacing w:after="200" w:before="0" w:line="276" w:lineRule="auto"/>
-      </w:pPr>
-      <w:r>
-        <w:rPr>
-          <w:b w:val="0"/>
-          <w:i w:val="0"/>
-        </w:rPr>
-        <w:t>[Author 2 name, if applicable], [Affiliation]</w:t>
+        <w:t>Ook Lee, Department of Information Systems, Hanyang University, Seoul, Korea</w:t>
       </w:r>
     </w:p>
     <w:p>
@@ -128,7 +116,7 @@
         <w:rPr>
           <w:b w:val="0"/>
         </w:rPr>
-        <w:t>[Name], [postal address], [email], [telephone]</w:t>
+        <w:t>Ook Lee, Department of Information Systems, Hanyang University, Seoul, Korea; ooklee@hanyang.ac.kr</w:t>
       </w:r>
     </w:p>
     <w:p>

--- a/manuscript_revision/manuscript/title_page_ms.docx
+++ b/manuscript_revision/manuscript/title_page_ms.docx
@@ -230,7 +230,7 @@
         <w:rPr>
           <w:b w:val="0"/>
         </w:rPr>
-        <w:t>Appendix A (proofs); the proofs of Results 4 and 8 are in an Online Appendix</w:t>
+        <w:t>Appendix A (proofs) is in the manuscript; an Online Appendix (OA1 to OA9: further proofs, data construction, additional results, and the experimental protocol) is submitted as a separate file.</w:t>
       </w:r>
     </w:p>
     <w:p>

--- a/manuscript_revision/manuscript/title_page_ms.docx
+++ b/manuscript_revision/manuscript/title_page_ms.docx
@@ -327,7 +327,7 @@
         <w:rPr>
           <w:b w:val="0"/>
         </w:rPr>
-        <w:t>All data are public (GH Archive; AIDev, CC BY 4.0; CommitPackFT, MIT). Code will be deposited at [repository and DOI to be added].</w:t>
+        <w:t>All data are public (GH Archive; AIDev, CC BY 4.0; CommitPackFT, MIT). Code will be deposited at [repository and DOI to be added]. AsCollected project page: [AsCollected link to be added].</w:t>
       </w:r>
     </w:p>
     <w:p>
